--- a/courts/fourth-circuit/court-of-appeals/reply-brief/usage/OUTPUT-reply-brief.docx
+++ b/courts/fourth-circuit/court-of-appeals/reply-brief/usage/OUTPUT-reply-brief.docx
@@ -581,6 +581,7 @@
     <w:p>
       <w:pPr>
         <w:sectPr>
+          <w:footerReference w:type="default" r:id="rIdFtrNone"/>
           <w:pgSz w:w="12240" w:h="15840"/>
           <w:pgMar w:top="1440" w:right="1440" w:bottom="1440" w:left="1440" w:header="720" w:footer="720" w:gutter="0"/>
           <w:pgNumType w:fmt="lowerRoman" w:start="1"/>
@@ -1267,21 +1268,22 @@
     <w:p>
       <w:pPr>
         <w:sectPr>
-          <w:footerReference w:type="default" r:id="rIdFooter1"/>
+          <w:footerReference w:type="default" r:id="rIdFtrPage"/>
           <w:pgSz w:w="12240" w:h="15840"/>
           <w:pgMar w:top="1440" w:right="1440" w:bottom="1440" w:left="1440" w:header="720" w:footer="720" w:gutter="0"/>
           <w:pgNumType w:fmt="lowerRoman" w:start="1"/>
         </w:sectPr>
       </w:pPr>
     </w:p>
-    <w:bookmarkStart w:id="20" w:name="introduction"/>
     <w:p>
       <w:pPr>
         <w:pStyle w:val="Heading1"/>
       </w:pPr>
+      <w:bookmarkStart w:id="9" w:name="_introduction"/>
       <w:r>
         <w:t xml:space="preserve">INTRODUCTION</w:t>
       </w:r>
+      <w:bookmarkEnd w:id="9"/>
     </w:p>
     <w:p>
       <w:pPr>
@@ -1336,21 +1338,21 @@
         <w:t xml:space="preserve">Properly framed, Defendants’ arguments do not sustain the judgment below. This Court should reverse.</w:t>
       </w:r>
     </w:p>
-    <w:bookmarkEnd w:id="20"/>
-    <w:bookmarkStart w:id="24" w:name="argument"/>
     <w:p>
       <w:pPr>
         <w:pStyle w:val="Heading1"/>
       </w:pPr>
+      <w:bookmarkStart w:id="10" w:name="_argument"/>
       <w:r>
         <w:t xml:space="preserve">ARGUMENT</w:t>
       </w:r>
-    </w:p>
-    <w:bookmarkStart w:id="23" w:name="X9279dc0570202d146978c978477d513ae0f20e6"/>
+      <w:bookmarkEnd w:id="10"/>
+    </w:p>
     <w:p>
       <w:pPr>
         <w:pStyle w:val="Heading2"/>
       </w:pPr>
+      <w:bookmarkStart w:id="11" w:name="_9279dc0570202d146978c978477d513ae0f20e6"/>
       <w:r>
         <w:t xml:space="preserve">I.</w:t>
       </w:r>
@@ -1360,6 +1362,7 @@
       <w:r>
         <w:t xml:space="preserve">Defendants Never Address the Burden That Matters: The Threat of Rejecting an Already-Cast SDR Ballot After One Failed Mailing.</w:t>
       </w:r>
+      <w:bookmarkEnd w:id="11"/>
     </w:p>
     <w:p>
       <w:pPr>
@@ -1369,11 +1372,11 @@
         <w:t xml:space="preserve">Defendants point to registration options that have disappeared before the burden arises, minimize SB 747’s new consequences as ordinary “mail verification,” discount quantified evidence of voter impact, and invoke general state interests without explaining why they justify this particular one-mailer rule, but they never confront the burden SB 747 actually imposes.</w:t>
       </w:r>
     </w:p>
-    <w:bookmarkStart w:id="22" w:name="X7db46f1c6c5d54a7e44da64b9342940d391b685"/>
     <w:p>
       <w:pPr>
         <w:pStyle w:val="Heading3"/>
       </w:pPr>
+      <w:bookmarkStart w:id="12" w:name="_7db46f1c6c5d54a7e44da64b9342940d391b685"/>
       <w:r>
         <w:t xml:space="preserve">A.</w:t>
       </w:r>
@@ -1383,6 +1386,7 @@
       <w:r>
         <w:t xml:space="preserve">Registration options that disappear before the burden arises cannot mitigate that burden.</w:t>
       </w:r>
+      <w:bookmarkEnd w:id="12"/>
     </w:p>
     <w:p>
       <w:pPr>
@@ -1632,20 +1636,18 @@
         <w:rPr>
           <w:rStyle w:val="FootnoteReference"/>
         </w:rPr>
-        <w:footnoteReference w:id="21"/>
-      </w:r>
-    </w:p>
-    <w:bookmarkEnd w:id="22"/>
-    <w:bookmarkEnd w:id="23"/>
-    <w:bookmarkEnd w:id="24"/>
-    <w:bookmarkStart w:id="25" w:name="conclusion"/>
+        <w:footnoteReference w:id="13"/>
+      </w:r>
+    </w:p>
     <w:p>
       <w:pPr>
         <w:pStyle w:val="Heading1"/>
       </w:pPr>
+      <w:bookmarkStart w:id="14" w:name="_conclusion"/>
       <w:r>
         <w:t xml:space="preserve">CONCLUSION</w:t>
       </w:r>
+      <w:bookmarkEnd w:id="14"/>
     </w:p>
     <w:p>
       <w:pPr>
@@ -1956,11 +1958,10 @@
         <w:t xml:space="preserve">Date</w:t>
       </w:r>
     </w:p>
-    <w:bookmarkEnd w:id="25"/>
     <w:sectPr>
-      <w:footerReference r:id="rId9" w:type="default"/>
-      <w:pgSz w:h="15840" w:w="12240"/>
-      <w:pgMar w:bottom="1440" w:footer="720" w:gutter="0" w:header="720" w:left="1440" w:right="1440" w:top="1440"/>
+      <w:footerReference w:type="default" r:id="rIdFtrPage"/>
+      <w:pgSz w:w="12240" w:h="15840"/>
+      <w:pgMar w:top="1440" w:right="1440" w:bottom="1440" w:left="1440" w:header="720" w:footer="720" w:gutter="0"/>
       <w:pgNumType w:fmt="decimal" w:start="1"/>
     </w:sectPr>
   </w:body>
@@ -2013,7 +2014,7 @@
       </w:r>
     </w:p>
   </w:footnote>
-  <w:footnote w:id="21">
+  <w:footnote w:id="13">
     <w:p>
       <w:pPr>
         <w:pStyle w:val="FootnoteText"/>
@@ -2118,6 +2119,72 @@
     </w:p>
   </w:footnote>
 </w:footnotes>
+</file>
+
+<file path=word/ftr-add.xml><?xml version="1.0" encoding="utf-8"?>
+<w:ftr xmlns:w="http://schemas.openxmlformats.org/wordprocessingml/2006/main" xmlns:r="http://schemas.openxmlformats.org/officeDocument/2006/relationships">
+  <w:p>
+    <w:pPr>
+      <w:spacing w:before="0" w:after="0"/>
+      <w:jc w:val="center"/>
+    </w:pPr>
+    <w:r>
+      <w:t>Add-</w:t>
+    </w:r>
+    <w:r>
+      <w:fldChar w:fldCharType="begin"/>
+    </w:r>
+    <w:r>
+      <w:instrText xml:space="preserve"> PAGE </w:instrText>
+    </w:r>
+    <w:r>
+      <w:fldChar w:fldCharType="separate"/>
+    </w:r>
+    <w:r>
+      <w:t>1</w:t>
+    </w:r>
+    <w:r>
+      <w:fldChar w:fldCharType="end"/>
+    </w:r>
+  </w:p>
+</w:ftr>
+</file>
+
+<file path=word/ftr-none.xml><?xml version="1.0" encoding="utf-8"?>
+<w:ftr xmlns:w="http://schemas.openxmlformats.org/wordprocessingml/2006/main" xmlns:r="http://schemas.openxmlformats.org/officeDocument/2006/relationships">
+  <w:p>
+    <w:pPr>
+      <w:spacing w:before="0" w:after="0"/>
+      <w:jc w:val="center"/>
+    </w:pPr>
+  </w:p>
+</w:ftr>
+</file>
+
+<file path=word/ftr-page.xml><?xml version="1.0" encoding="utf-8"?>
+<w:ftr xmlns:w="http://schemas.openxmlformats.org/wordprocessingml/2006/main" xmlns:r="http://schemas.openxmlformats.org/officeDocument/2006/relationships">
+  <w:p>
+    <w:pPr>
+      <w:spacing w:before="0" w:after="0"/>
+      <w:jc w:val="center"/>
+    </w:pPr>
+    <w:r>
+      <w:fldChar w:fldCharType="begin"/>
+    </w:r>
+    <w:r>
+      <w:instrText xml:space="preserve"> PAGE </w:instrText>
+    </w:r>
+    <w:r>
+      <w:fldChar w:fldCharType="separate"/>
+    </w:r>
+    <w:r>
+      <w:t>1</w:t>
+    </w:r>
+    <w:r>
+      <w:fldChar w:fldCharType="end"/>
+    </w:r>
+  </w:p>
+</w:ftr>
 </file>
 
 <file path=word/numbering.xml><?xml version="1.0" encoding="utf-8"?>
@@ -2209,7 +2276,7 @@
   <w:docDefaults>
     <w:rPrDefault>
       <w:rPr>
-        <w:rFonts w:ascii="Liberation Serif" w:cs="Liberation Serif" w:eastAsia="Liberation Serif" w:hAnsi="Liberation Serif"/>
+        <w:rFonts w:ascii="Liberation Serif" w:hAnsi="Liberation Serif" w:eastAsia="Liberation Serif" w:cs="Liberation Serif"/>
         <w:sz w:val="28"/>
         <w:szCs w:val="28"/>
         <w:lang w:val="en-US"/>
@@ -2221,65 +2288,65 @@
       </w:pPr>
     </w:pPrDefault>
   </w:docDefaults>
-  <w:style w:default="1" w:styleId="Normal" w:type="paragraph">
+  <w:style w:type="paragraph" w:default="1" w:styleId="Normal">
     <w:name w:val="Normal"/>
     <w:qFormat/>
   </w:style>
-  <w:style w:default="1" w:styleId="DefaultParagraphFont" w:type="character">
+  <w:style w:type="character" w:default="1" w:styleId="DefaultParagraphFont">
     <w:name w:val="Default Paragraph Font"/>
     <w:uiPriority w:val="1"/>
     <w:semiHidden/>
   </w:style>
-  <w:style w:default="1" w:styleId="TableNormal" w:type="table">
+  <w:style w:type="table" w:default="1" w:styleId="TableNormal">
     <w:name w:val="Normal Table"/>
     <w:semiHidden/>
     <w:tblPr>
-      <w:tblInd w:type="dxa" w:w="0"/>
+      <w:tblInd w:w="0" w:type="dxa"/>
       <w:tblCellMar>
-        <w:top w:type="dxa" w:w="0"/>
-        <w:left w:type="dxa" w:w="108"/>
-        <w:bottom w:type="dxa" w:w="0"/>
-        <w:right w:type="dxa" w:w="108"/>
+        <w:top w:w="0" w:type="dxa"/>
+        <w:left w:w="108" w:type="dxa"/>
+        <w:bottom w:w="0" w:type="dxa"/>
+        <w:right w:w="108" w:type="dxa"/>
       </w:tblCellMar>
     </w:tblPr>
   </w:style>
-  <w:style w:default="1" w:styleId="NoList" w:type="numbering">
+  <w:style w:type="numbering" w:default="1" w:styleId="NoList">
     <w:name w:val="No List"/>
     <w:semiHidden/>
   </w:style>
-  <w:style w:styleId="BodyText" w:type="paragraph">
+  <w:style w:type="paragraph" w:styleId="BodyText">
     <w:name w:val="Body Text"/>
     <w:basedOn w:val="Normal"/>
     <w:qFormat/>
     <w:pPr>
-      <w:spacing w:after="0" w:before="0" w:line="629" w:lineRule="exact"/>
+      <w:spacing w:before="0" w:after="0" w:line="629" w:lineRule="exact"/>
       <w:ind w:firstLine="720"/>
     </w:pPr>
   </w:style>
-  <w:style w:styleId="FirstParagraph" w:type="paragraph">
+  <w:style w:type="paragraph" w:styleId="FirstParagraph">
     <w:name w:val="First Paragraph"/>
     <w:basedOn w:val="BodyText"/>
     <w:next w:val="BodyText"/>
     <w:qFormat/>
   </w:style>
-  <w:style w:styleId="Compact" w:type="paragraph">
+  <w:style w:type="paragraph" w:styleId="Compact">
     <w:name w:val="Compact"/>
     <w:basedOn w:val="BodyText"/>
     <w:qFormat/>
     <w:pPr>
-      <w:spacing w:after="0" w:before="0" w:line="629" w:lineRule="exact"/>
+      <w:spacing w:before="0" w:after="0" w:line="629" w:lineRule="exact"/>
     </w:pPr>
   </w:style>
-  <w:style w:styleId="BlockText" w:type="paragraph">
+  <w:style w:type="paragraph" w:styleId="BlockText">
     <w:name w:val="Block Text"/>
     <w:basedOn w:val="Normal"/>
     <w:qFormat/>
     <w:pPr>
-      <w:spacing w:after="180" w:before="0" w:line="400" w:lineRule="exact"/>
-      <w:ind w:firstLine="0" w:left="720" w:right="720"/>
+      <w:spacing w:before="0" w:after="180" w:line="400" w:lineRule="exact"/>
+      <w:ind w:left="720" w:right="720" w:firstLine="0"/>
     </w:pPr>
   </w:style>
-  <w:style w:styleId="Heading1" w:type="paragraph">
+  <w:style w:type="paragraph" w:styleId="Heading1">
     <w:name w:val="heading 1"/>
     <w:basedOn w:val="Normal"/>
     <w:next w:val="BodyText"/>
@@ -2287,7 +2354,7 @@
     <w:pPr>
       <w:keepNext/>
       <w:keepLines/>
-      <w:spacing w:after="220" w:before="300" w:line="400" w:lineRule="exact"/>
+      <w:spacing w:before="300" w:after="220" w:line="400" w:lineRule="exact"/>
       <w:ind w:firstLine="0"/>
       <w:jc w:val="center"/>
       <w:outlineLvl w:val="0"/>
@@ -2297,7 +2364,7 @@
       <w:caps/>
     </w:rPr>
   </w:style>
-  <w:style w:styleId="Heading2" w:type="paragraph">
+  <w:style w:type="paragraph" w:styleId="Heading2">
     <w:name w:val="heading 2"/>
     <w:basedOn w:val="Normal"/>
     <w:next w:val="BodyText"/>
@@ -2306,17 +2373,17 @@
       <w:keepNext/>
       <w:keepLines/>
       <w:tabs>
-        <w:tab w:pos="1440" w:val="left"/>
+        <w:tab w:val="left" w:pos="1440"/>
       </w:tabs>
-      <w:spacing w:after="180" w:before="220" w:line="400" w:lineRule="exact"/>
-      <w:ind w:firstLine="0" w:hanging="720" w:left="1440"/>
+      <w:spacing w:before="220" w:after="180" w:line="400" w:lineRule="exact"/>
+      <w:ind w:left="1440" w:hanging="720" w:firstLine="0"/>
       <w:outlineLvl w:val="1"/>
     </w:pPr>
     <w:rPr>
       <w:b/>
     </w:rPr>
   </w:style>
-  <w:style w:styleId="Heading3" w:type="paragraph">
+  <w:style w:type="paragraph" w:styleId="Heading3">
     <w:name w:val="heading 3"/>
     <w:basedOn w:val="Normal"/>
     <w:next w:val="BodyText"/>
@@ -2325,17 +2392,17 @@
       <w:keepNext/>
       <w:keepLines/>
       <w:tabs>
-        <w:tab w:pos="2160" w:val="left"/>
+        <w:tab w:val="left" w:pos="2160"/>
       </w:tabs>
-      <w:spacing w:after="180" w:before="220" w:line="400" w:lineRule="exact"/>
-      <w:ind w:firstLine="0" w:hanging="720" w:left="2160"/>
+      <w:spacing w:before="220" w:after="180" w:line="400" w:lineRule="exact"/>
+      <w:ind w:left="2160" w:hanging="720" w:firstLine="0"/>
       <w:outlineLvl w:val="2"/>
     </w:pPr>
     <w:rPr>
       <w:b/>
     </w:rPr>
   </w:style>
-  <w:style w:styleId="Heading4" w:type="paragraph">
+  <w:style w:type="paragraph" w:styleId="Heading4">
     <w:name w:val="heading 4"/>
     <w:basedOn w:val="Normal"/>
     <w:next w:val="BodyText"/>
@@ -2344,10 +2411,10 @@
       <w:keepNext/>
       <w:keepLines/>
       <w:tabs>
-        <w:tab w:pos="2880" w:val="left"/>
+        <w:tab w:val="left" w:pos="2880"/>
       </w:tabs>
-      <w:spacing w:after="180" w:before="220" w:line="400" w:lineRule="exact"/>
-      <w:ind w:firstLine="0" w:hanging="720" w:left="2880"/>
+      <w:spacing w:before="220" w:after="180" w:line="400" w:lineRule="exact"/>
+      <w:ind w:left="2880" w:hanging="720" w:firstLine="0"/>
       <w:outlineLvl w:val="3"/>
     </w:pPr>
     <w:rPr>
@@ -2355,7 +2422,7 @@
       <w:i/>
     </w:rPr>
   </w:style>
-  <w:style w:styleId="Heading5" w:type="paragraph">
+  <w:style w:type="paragraph" w:styleId="Heading5">
     <w:name w:val="heading 5"/>
     <w:basedOn w:val="Normal"/>
     <w:next w:val="BodyText"/>
@@ -2364,10 +2431,10 @@
       <w:keepNext/>
       <w:keepLines/>
       <w:tabs>
-        <w:tab w:pos="3600" w:val="left"/>
+        <w:tab w:val="left" w:pos="3600"/>
       </w:tabs>
-      <w:spacing w:after="180" w:before="220" w:line="400" w:lineRule="exact"/>
-      <w:ind w:firstLine="0" w:hanging="720" w:left="3600"/>
+      <w:spacing w:before="220" w:after="180" w:line="400" w:lineRule="exact"/>
+      <w:ind w:left="3600" w:hanging="720" w:firstLine="0"/>
       <w:outlineLvl w:val="4"/>
     </w:pPr>
     <w:rPr>
@@ -2375,7 +2442,7 @@
       <w:i/>
     </w:rPr>
   </w:style>
-  <w:style w:styleId="FootnoteText" w:type="paragraph">
+  <w:style w:type="paragraph" w:styleId="FootnoteText">
     <w:name w:val="footnote text"/>
     <w:basedOn w:val="Normal"/>
     <w:qFormat/>
@@ -2383,76 +2450,76 @@
       <w:spacing w:after="100" w:line="400" w:lineRule="exact"/>
     </w:pPr>
   </w:style>
-  <w:style w:styleId="FootnoteReference" w:type="character">
+  <w:style w:type="character" w:styleId="FootnoteReference">
     <w:name w:val="footnote reference"/>
     <w:vertAlign w:val="superscript"/>
   </w:style>
-  <w:style w:styleId="Hyperlink" w:type="character">
+  <w:style w:type="character" w:styleId="Hyperlink">
     <w:name w:val="Hyperlink"/>
     <w:rPr>
       <w:color w:val="000000"/>
     </w:rPr>
   </w:style>
-  <w:style w:styleId="TOC1" w:type="paragraph">
+  <w:style w:type="paragraph" w:styleId="TOC1">
     <w:name w:val="toc 1"/>
     <w:basedOn w:val="Normal"/>
     <w:next w:val="Normal"/>
     <w:pPr>
       <w:tabs>
-        <w:tab w:leader="dot" w:pos="9360" w:val="right"/>
+        <w:tab w:val="right" w:leader="dot" w:pos="9360"/>
       </w:tabs>
-      <w:spacing w:after="0" w:before="120" w:line="400" w:lineRule="exact"/>
+      <w:spacing w:before="120" w:after="0" w:line="400" w:lineRule="exact"/>
       <w:ind w:right="720"/>
     </w:pPr>
   </w:style>
-  <w:style w:styleId="TOC2" w:type="paragraph">
+  <w:style w:type="paragraph" w:styleId="TOC2">
     <w:name w:val="toc 2"/>
     <w:basedOn w:val="Normal"/>
     <w:next w:val="Normal"/>
     <w:pPr>
       <w:tabs>
-        <w:tab w:leader="dot" w:pos="9360" w:val="right"/>
+        <w:tab w:val="right" w:leader="dot" w:pos="9360"/>
       </w:tabs>
-      <w:spacing w:after="0" w:before="60" w:line="400" w:lineRule="exact"/>
+      <w:spacing w:before="60" w:after="0" w:line="400" w:lineRule="exact"/>
       <w:ind w:left="720" w:right="720"/>
     </w:pPr>
   </w:style>
-  <w:style w:styleId="TOC3" w:type="paragraph">
+  <w:style w:type="paragraph" w:styleId="TOC3">
     <w:name w:val="toc 3"/>
     <w:basedOn w:val="Normal"/>
     <w:next w:val="Normal"/>
     <w:pPr>
       <w:tabs>
-        <w:tab w:leader="dot" w:pos="9360" w:val="right"/>
+        <w:tab w:val="right" w:leader="dot" w:pos="9360"/>
       </w:tabs>
-      <w:spacing w:after="0" w:before="60" w:line="400" w:lineRule="exact"/>
+      <w:spacing w:before="60" w:after="0" w:line="400" w:lineRule="exact"/>
       <w:ind w:left="1440" w:right="720"/>
     </w:pPr>
   </w:style>
-  <w:style w:styleId="TOC4" w:type="paragraph">
+  <w:style w:type="paragraph" w:styleId="TOC4">
     <w:name w:val="toc 4"/>
     <w:basedOn w:val="Normal"/>
     <w:next w:val="Normal"/>
     <w:pPr>
       <w:tabs>
-        <w:tab w:leader="dot" w:pos="9360" w:val="right"/>
+        <w:tab w:val="right" w:leader="dot" w:pos="9360"/>
       </w:tabs>
-      <w:spacing w:after="0" w:before="60" w:line="400" w:lineRule="exact"/>
+      <w:spacing w:before="60" w:after="0" w:line="400" w:lineRule="exact"/>
       <w:ind w:left="2160" w:right="720"/>
     </w:pPr>
   </w:style>
-  <w:style w:styleId="TableofAuthorities" w:type="paragraph">
+  <w:style w:type="paragraph" w:styleId="TableofAuthorities">
     <w:name w:val="table of authorities"/>
     <w:basedOn w:val="Normal"/>
     <w:pPr>
       <w:tabs>
-        <w:tab w:leader="dot" w:pos="9360" w:val="right"/>
+        <w:tab w:val="right" w:leader="dot" w:pos="9360"/>
       </w:tabs>
-      <w:spacing w:after="0" w:before="100" w:line="400" w:lineRule="exact"/>
-      <w:ind w:hanging="500" w:left="500" w:right="720"/>
+      <w:spacing w:before="100" w:after="0" w:line="400" w:lineRule="exact"/>
+      <w:ind w:left="500" w:hanging="500" w:right="720"/>
     </w:pPr>
   </w:style>
-  <w:style w:styleId="Footer" w:type="paragraph">
+  <w:style w:type="paragraph" w:styleId="Footer">
     <w:name w:val="footer"/>
     <w:basedOn w:val="Normal"/>
     <w:pPr>

--- a/courts/fourth-circuit/court-of-appeals/reply-brief/usage/OUTPUT-reply-brief.docx
+++ b/courts/fourth-circuit/court-of-appeals/reply-brief/usage/OUTPUT-reply-brief.docx
@@ -829,6 +829,10 @@
         <w:t xml:space="preserve">TABLE OF AUTHORITIES</w:t>
       </w:r>
       <w:r>
+        <w:rPr>
+          <w:sz w:val="16"/>
+          <w:szCs w:val="16"/>
+        </w:rPr>
         <w:t xml:space="preserve">   </w:t>
       </w:r>
       <w:r>
@@ -846,6 +850,10 @@
         <w:t xml:space="preserve">INTRODUCTION</w:t>
       </w:r>
       <w:r>
+        <w:rPr>
+          <w:sz w:val="16"/>
+          <w:szCs w:val="16"/>
+        </w:rPr>
         <w:t xml:space="preserve">   </w:t>
       </w:r>
       <w:r>
@@ -863,6 +871,10 @@
         <w:t xml:space="preserve">ARGUMENT</w:t>
       </w:r>
       <w:r>
+        <w:rPr>
+          <w:sz w:val="16"/>
+          <w:szCs w:val="16"/>
+        </w:rPr>
         <w:t xml:space="preserve">   </w:t>
       </w:r>
       <w:r>
@@ -994,6 +1006,10 @@
         <w:t xml:space="preserve">Mailing.</w:t>
       </w:r>
       <w:r>
+        <w:rPr>
+          <w:sz w:val="16"/>
+          <w:szCs w:val="16"/>
+        </w:rPr>
         <w:t xml:space="preserve">   </w:t>
       </w:r>
       <w:r>
@@ -1083,6 +1099,10 @@
         <w:t xml:space="preserve">burden.</w:t>
       </w:r>
       <w:r>
+        <w:rPr>
+          <w:sz w:val="16"/>
+          <w:szCs w:val="16"/>
+        </w:rPr>
         <w:t xml:space="preserve">   </w:t>
       </w:r>
       <w:r>
@@ -1100,6 +1120,10 @@
         <w:t xml:space="preserve">CONCLUSION</w:t>
       </w:r>
       <w:r>
+        <w:rPr>
+          <w:sz w:val="16"/>
+          <w:szCs w:val="16"/>
+        </w:rPr>
         <w:t xml:space="preserve">   </w:t>
       </w:r>
       <w:r>
@@ -1117,6 +1141,10 @@
         <w:t xml:space="preserve">CERTIFICATE OF COMPLIANCE</w:t>
       </w:r>
       <w:r>
+        <w:rPr>
+          <w:sz w:val="16"/>
+          <w:szCs w:val="16"/>
+        </w:rPr>
         <w:t xml:space="preserve">   </w:t>
       </w:r>
       <w:r>
@@ -1254,6 +1282,10 @@
         <w:t xml:space="preserve">2019)</w:t>
       </w:r>
       <w:r>
+        <w:rPr>
+          <w:sz w:val="16"/>
+          <w:szCs w:val="16"/>
+        </w:rPr>
         <w:t xml:space="preserve">   </w:t>
       </w:r>
       <w:r>
@@ -1350,6 +1382,10 @@
         <w:t xml:space="preserve">(2021)</w:t>
       </w:r>
       <w:r>
+        <w:rPr>
+          <w:sz w:val="16"/>
+          <w:szCs w:val="16"/>
+        </w:rPr>
         <w:t xml:space="preserve">   </w:t>
       </w:r>
       <w:r>
@@ -1434,6 +1470,10 @@
         <w:t xml:space="preserve">2020)</w:t>
       </w:r>
       <w:r>
+        <w:rPr>
+          <w:sz w:val="16"/>
+          <w:szCs w:val="16"/>
+        </w:rPr>
         <w:t xml:space="preserve">   </w:t>
       </w:r>
       <w:r>
@@ -1578,6 +1618,10 @@
         <w:t xml:space="preserve">2016)</w:t>
       </w:r>
       <w:r>
+        <w:rPr>
+          <w:sz w:val="16"/>
+          <w:szCs w:val="16"/>
+        </w:rPr>
         <w:t xml:space="preserve">   </w:t>
       </w:r>
       <w:r>
@@ -1710,6 +1754,10 @@
         <w:t xml:space="preserve">2025)</w:t>
       </w:r>
       <w:r>
+        <w:rPr>
+          <w:sz w:val="16"/>
+          <w:szCs w:val="16"/>
+        </w:rPr>
         <w:t xml:space="preserve">   </w:t>
       </w:r>
       <w:r>
@@ -1733,7 +1781,6 @@
     <w:p>
       <w:pPr>
         <w:pStyle w:val="CASectionBig"/>
-        <w:keepNext/>
         <w:spacing w:before="0" w:after="308" w:line="320" w:lineRule="exact"/>
       </w:pPr>
       <w:r>
@@ -1808,7 +1855,6 @@
     <w:p>
       <w:pPr>
         <w:pStyle w:val="CASectionBig"/>
-        <w:keepNext/>
       </w:pPr>
       <w:r>
         <w:t xml:space="preserve">Argument</w:t>
@@ -1817,7 +1863,6 @@
     <w:p>
       <w:pPr>
         <w:pStyle w:val="CAHeadL2S1"/>
-        <w:keepNext/>
       </w:pPr>
       <w:r>
         <w:t xml:space="preserve">I.</w:t>
@@ -1948,7 +1993,6 @@
     <w:p>
       <w:pPr>
         <w:pStyle w:val="CAHeadL3S2"/>
-        <w:keepNext/>
       </w:pPr>
       <w:r>
         <w:t xml:space="preserve">A.</w:t>
@@ -2277,7 +2321,8 @@
     <w:p>
       <w:pPr>
         <w:pStyle w:val="CASectionBig"/>
-        <w:keepNext/>
+        <w:pageBreakBefore/>
+        <w:spacing w:before="0" w:after="308" w:line="320" w:lineRule="exact"/>
       </w:pPr>
       <w:r>
         <w:t xml:space="preserve">Conclusion</w:t>
@@ -3660,7 +3705,6 @@
     <w:basedOn w:val="Normal"/>
     <w:qFormat/>
     <w:pPr>
-      <w:keepNext/>
       <w:keepLines/>
       <w:spacing w:before="420" w:after="308" w:line="320" w:lineRule="exact"/>
       <w:ind w:firstLine="0"/>
@@ -3687,7 +3731,6 @@
     <w:basedOn w:val="Normal"/>
     <w:qFormat/>
     <w:pPr>
-      <w:keepNext/>
       <w:keepLines/>
       <w:spacing w:before="336" w:after="252" w:line="320" w:lineRule="exact"/>
       <w:ind w:firstLine="0"/>
@@ -3703,7 +3746,6 @@
     <w:basedOn w:val="Normal"/>
     <w:qFormat/>
     <w:pPr>
-      <w:keepNext/>
       <w:keepLines/>
       <w:spacing w:before="336" w:after="280" w:line="320" w:lineRule="exact"/>
       <w:ind w:firstLine="0"/>
@@ -3719,7 +3761,6 @@
     <w:basedOn w:val="Normal"/>
     <w:qFormat/>
     <w:pPr>
-      <w:keepNext/>
       <w:keepLines/>
       <w:tabs>
         <w:tab w:val="left" w:pos="720"/>
@@ -3738,7 +3779,6 @@
     <w:basedOn w:val="Normal"/>
     <w:qFormat/>
     <w:pPr>
-      <w:keepNext/>
       <w:keepLines/>
       <w:tabs>
         <w:tab w:val="left" w:pos="1440"/>
@@ -3757,7 +3797,6 @@
     <w:basedOn w:val="Normal"/>
     <w:qFormat/>
     <w:pPr>
-      <w:keepNext/>
       <w:keepLines/>
       <w:tabs>
         <w:tab w:val="left" w:pos="2160"/>
@@ -3776,7 +3815,6 @@
     <w:basedOn w:val="Normal"/>
     <w:qFormat/>
     <w:pPr>
-      <w:keepNext/>
       <w:keepLines/>
       <w:tabs>
         <w:tab w:val="left" w:pos="2880"/>
@@ -3795,7 +3833,6 @@
     <w:basedOn w:val="Normal"/>
     <w:qFormat/>
     <w:pPr>
-      <w:keepNext/>
       <w:keepLines/>
       <w:tabs>
         <w:tab w:val="left" w:pos="3600"/>
@@ -3814,7 +3851,6 @@
     <w:basedOn w:val="Normal"/>
     <w:qFormat/>
     <w:pPr>
-      <w:keepNext/>
       <w:keepLines/>
       <w:tabs>
         <w:tab w:val="left" w:pos="720"/>
@@ -3833,7 +3869,6 @@
     <w:basedOn w:val="Normal"/>
     <w:qFormat/>
     <w:pPr>
-      <w:keepNext/>
       <w:keepLines/>
       <w:tabs>
         <w:tab w:val="left" w:pos="1440"/>
@@ -3852,7 +3887,6 @@
     <w:basedOn w:val="Normal"/>
     <w:qFormat/>
     <w:pPr>
-      <w:keepNext/>
       <w:keepLines/>
       <w:tabs>
         <w:tab w:val="left" w:pos="2160"/>
@@ -3871,7 +3905,6 @@
     <w:basedOn w:val="Normal"/>
     <w:qFormat/>
     <w:pPr>
-      <w:keepNext/>
       <w:keepLines/>
       <w:tabs>
         <w:tab w:val="left" w:pos="2880"/>
@@ -3890,7 +3923,6 @@
     <w:basedOn w:val="Normal"/>
     <w:qFormat/>
     <w:pPr>
-      <w:keepNext/>
       <w:keepLines/>
       <w:tabs>
         <w:tab w:val="left" w:pos="3600"/>
@@ -3909,7 +3941,6 @@
     <w:basedOn w:val="Normal"/>
     <w:qFormat/>
     <w:pPr>
-      <w:keepNext/>
       <w:keepLines/>
       <w:tabs>
         <w:tab w:val="left" w:pos="720"/>
@@ -3929,7 +3960,6 @@
     <w:basedOn w:val="Normal"/>
     <w:qFormat/>
     <w:pPr>
-      <w:keepNext/>
       <w:keepLines/>
       <w:tabs>
         <w:tab w:val="left" w:pos="1440"/>
@@ -3949,7 +3979,6 @@
     <w:basedOn w:val="Normal"/>
     <w:qFormat/>
     <w:pPr>
-      <w:keepNext/>
       <w:keepLines/>
       <w:tabs>
         <w:tab w:val="left" w:pos="2160"/>
@@ -3969,7 +3998,6 @@
     <w:basedOn w:val="Normal"/>
     <w:qFormat/>
     <w:pPr>
-      <w:keepNext/>
       <w:keepLines/>
       <w:tabs>
         <w:tab w:val="left" w:pos="2880"/>
@@ -3989,7 +4017,6 @@
     <w:basedOn w:val="Normal"/>
     <w:qFormat/>
     <w:pPr>
-      <w:keepNext/>
       <w:keepLines/>
       <w:tabs>
         <w:tab w:val="left" w:pos="3600"/>
@@ -4009,7 +4036,6 @@
     <w:basedOn w:val="Normal"/>
     <w:qFormat/>
     <w:pPr>
-      <w:keepNext/>
       <w:keepLines/>
       <w:tabs>
         <w:tab w:val="left" w:pos="720"/>
@@ -4029,7 +4055,6 @@
     <w:basedOn w:val="Normal"/>
     <w:qFormat/>
     <w:pPr>
-      <w:keepNext/>
       <w:keepLines/>
       <w:tabs>
         <w:tab w:val="left" w:pos="1440"/>
@@ -4049,7 +4074,6 @@
     <w:basedOn w:val="Normal"/>
     <w:qFormat/>
     <w:pPr>
-      <w:keepNext/>
       <w:keepLines/>
       <w:tabs>
         <w:tab w:val="left" w:pos="2160"/>
@@ -4069,7 +4093,6 @@
     <w:basedOn w:val="Normal"/>
     <w:qFormat/>
     <w:pPr>
-      <w:keepNext/>
       <w:keepLines/>
       <w:tabs>
         <w:tab w:val="left" w:pos="2880"/>
@@ -4089,7 +4112,6 @@
     <w:basedOn w:val="Normal"/>
     <w:qFormat/>
     <w:pPr>
-      <w:keepNext/>
       <w:keepLines/>
       <w:tabs>
         <w:tab w:val="left" w:pos="3600"/>

--- a/courts/fourth-circuit/court-of-appeals/reply-brief/usage/OUTPUT-reply-brief.docx
+++ b/courts/fourth-circuit/court-of-appeals/reply-brief/usage/OUTPUT-reply-brief.docx
@@ -2723,60 +2723,6 @@
 
 <file path=word/comments.xml><?xml version="1.0" encoding="utf-8"?>
 <w:comments xmlns:w="http://schemas.openxmlformats.org/wordprocessingml/2006/main" xmlns:m="http://schemas.openxmlformats.org/officeDocument/2006/math" xmlns:r="http://schemas.openxmlformats.org/officeDocument/2006/relationships" xmlns:o="urn:schemas-microsoft-com:office:office" xmlns:v="urn:schemas-microsoft-com:vml" xmlns:w10="urn:schemas-microsoft-com:office:word" xmlns:a="http://schemas.openxmlformats.org/drawingml/2006/main" xmlns:pic="http://schemas.openxmlformats.org/drawingml/2006/picture" xmlns:wp="http://schemas.openxmlformats.org/drawingml/2006/wordprocessingDrawing"/>
-</file>
-
-<file path=word/footer-arabic.xml><?xml version="1.0" encoding="utf-8"?>
-<w:ftr xmlns:w="http://schemas.openxmlformats.org/wordprocessingml/2006/main" xmlns:r="http://schemas.openxmlformats.org/officeDocument/2006/relationships">
-  <w:p>
-    <w:pPr>
-      <w:spacing w:before="0" w:after="0" w:line="240" w:lineRule="auto"/>
-      <w:ind w:firstLine="0"/>
-      <w:jc w:val="center"/>
-    </w:pPr>
-    <w:r>
-      <w:fldChar w:fldCharType="begin"/>
-    </w:r>
-    <w:r>
-      <w:instrText xml:space="preserve"> PAGE </w:instrText>
-    </w:r>
-    <w:r>
-      <w:fldChar w:fldCharType="separate"/>
-    </w:r>
-    <w:r>
-      <w:t>1</w:t>
-    </w:r>
-    <w:r>
-      <w:fldChar w:fldCharType="end"/>
-    </w:r>
-  </w:p>
-</w:ftr>
-</file>
-
-<file path=word/footer-roman.xml><?xml version="1.0" encoding="utf-8"?>
-<w:ftr xmlns:w="http://schemas.openxmlformats.org/wordprocessingml/2006/main" xmlns:r="http://schemas.openxmlformats.org/officeDocument/2006/relationships">
-  <w:p>
-    <w:pPr>
-      <w:spacing w:before="0" w:after="0" w:line="240" w:lineRule="auto"/>
-      <w:ind w:firstLine="0"/>
-      <w:jc w:val="center"/>
-    </w:pPr>
-    <w:r>
-      <w:fldChar w:fldCharType="begin"/>
-    </w:r>
-    <w:r>
-      <w:instrText xml:space="preserve"> PAGE </w:instrText>
-    </w:r>
-    <w:r>
-      <w:fldChar w:fldCharType="separate"/>
-    </w:r>
-    <w:r>
-      <w:t>1</w:t>
-    </w:r>
-    <w:r>
-      <w:fldChar w:fldCharType="end"/>
-    </w:r>
-  </w:p>
-</w:ftr>
 </file>
 
 <file path=word/footer1.xml><?xml version="1.0" encoding="utf-8"?>
@@ -2910,6 +2856,126 @@
     </w:p>
   </w:footnote>
 </w:footnotes>
+</file>
+
+<file path=word/ftr-add.xml><?xml version="1.0" encoding="utf-8"?>
+<w:ftr xmlns:w="http://schemas.openxmlformats.org/wordprocessingml/2006/main" xmlns:r="http://schemas.openxmlformats.org/officeDocument/2006/relationships">
+  <w:p>
+    <w:pPr>
+      <w:spacing w:before="0" w:after="0"/>
+      <w:jc w:val="center"/>
+    </w:pPr>
+    <w:r>
+      <w:t>Add-</w:t>
+    </w:r>
+    <w:r>
+      <w:fldChar w:fldCharType="begin"/>
+    </w:r>
+    <w:r>
+      <w:instrText xml:space="preserve"> PAGE </w:instrText>
+    </w:r>
+    <w:r>
+      <w:fldChar w:fldCharType="separate"/>
+    </w:r>
+    <w:r>
+      <w:t>1</w:t>
+    </w:r>
+    <w:r>
+      <w:fldChar w:fldCharType="end"/>
+    </w:r>
+  </w:p>
+</w:ftr>
+</file>
+
+<file path=word/ftr-none.xml><?xml version="1.0" encoding="utf-8"?>
+<w:ftr xmlns:w="http://schemas.openxmlformats.org/wordprocessingml/2006/main" xmlns:r="http://schemas.openxmlformats.org/officeDocument/2006/relationships">
+  <w:p>
+    <w:pPr>
+      <w:spacing w:before="0" w:after="0"/>
+      <w:jc w:val="center"/>
+    </w:pPr>
+  </w:p>
+</w:ftr>
+</file>
+
+<file path=word/ftr-own1.xml><?xml version="1.0" encoding="utf-8"?>
+<w:ftr xmlns:w="http://schemas.openxmlformats.org/wordprocessingml/2006/main" xmlns:r="http://schemas.openxmlformats.org/officeDocument/2006/relationships">
+  <w:p>
+    <w:pPr>
+      <w:spacing w:before="0" w:after="0" w:line="240" w:lineRule="auto"/>
+      <w:ind w:firstLine="0"/>
+      <w:jc w:val="center"/>
+    </w:pPr>
+    <w:r>
+      <w:fldChar w:fldCharType="begin"/>
+    </w:r>
+    <w:r>
+      <w:instrText xml:space="preserve"> PAGE </w:instrText>
+    </w:r>
+    <w:r>
+      <w:fldChar w:fldCharType="separate"/>
+    </w:r>
+    <w:r>
+      <w:t>1</w:t>
+    </w:r>
+    <w:r>
+      <w:fldChar w:fldCharType="end"/>
+    </w:r>
+  </w:p>
+</w:ftr>
+</file>
+
+<file path=word/ftr-own2.xml><?xml version="1.0" encoding="utf-8"?>
+<w:ftr xmlns:w="http://schemas.openxmlformats.org/wordprocessingml/2006/main" xmlns:r="http://schemas.openxmlformats.org/officeDocument/2006/relationships">
+  <w:p>
+    <w:pPr>
+      <w:spacing w:before="0" w:after="0" w:line="240" w:lineRule="auto"/>
+      <w:ind w:firstLine="0"/>
+      <w:jc w:val="center"/>
+    </w:pPr>
+    <w:r>
+      <w:fldChar w:fldCharType="begin"/>
+    </w:r>
+    <w:r>
+      <w:instrText xml:space="preserve"> PAGE </w:instrText>
+    </w:r>
+    <w:r>
+      <w:fldChar w:fldCharType="separate"/>
+    </w:r>
+    <w:r>
+      <w:t>1</w:t>
+    </w:r>
+    <w:r>
+      <w:fldChar w:fldCharType="end"/>
+    </w:r>
+  </w:p>
+</w:ftr>
+</file>
+
+<file path=word/ftr-page.xml><?xml version="1.0" encoding="utf-8"?>
+<w:ftr xmlns:w="http://schemas.openxmlformats.org/wordprocessingml/2006/main" xmlns:r="http://schemas.openxmlformats.org/officeDocument/2006/relationships">
+  <w:p>
+    <w:pPr>
+      <w:spacing w:before="0" w:after="0"/>
+      <w:jc w:val="center"/>
+    </w:pPr>
+    <w:r>
+      <w:fldChar w:fldCharType="begin"/>
+    </w:r>
+    <w:r>
+      <w:instrText xml:space="preserve"> PAGE </w:instrText>
+    </w:r>
+    <w:r>
+      <w:fldChar w:fldCharType="separate"/>
+    </w:r>
+    <w:r>
+      <w:t>1</w:t>
+    </w:r>
+    <w:r>
+      <w:fldChar w:fldCharType="end"/>
+    </w:r>
+  </w:p>
+</w:ftr>
 </file>
 
 <file path=word/numbering.xml><?xml version="1.0" encoding="utf-8"?>
